--- a/branded_docs/Visionblox_SEWPVI_PartnerProfile_v1.0_2026-08.docx
+++ b/branded_docs/Visionblox_SEWPVI_PartnerProfile_v1.0_2026-08.docx
@@ -1335,6 +1335,152 @@
                 <w:sz w:val="16"/>
               </w:rPr>
               <w:t>541511 (primary), 541512, 541519, 518210</w:t>
+            </w:r>
+          </w:p>
+        </w:tc>
+      </w:tr>
+      <w:tr>
+        <w:trPr>
+          <w:cantSplit/>
+        </w:trPr>
+        <w:tc>
+          <w:tcPr>
+            <w:tcW w:w="3096" w:type="dxa"/>
+            <w:shd w:val="clear" w:color="auto" w:fill="232D5A"/>
+            <w:vAlign w:val="center"/>
+            <w:tcMar>
+              <w:top w:w="80" w:type="dxa"/>
+              <w:left w:w="130" w:type="dxa"/>
+              <w:bottom w:w="80" w:type="dxa"/>
+              <w:right w:w="120" w:type="dxa"/>
+            </w:tcMar>
+            <w:tcBorders>
+              <w:top w:val="nil"/>
+              <w:left w:val="nil"/>
+              <w:bottom w:val="single" w:sz="6" w:space="0" w:color="FFFFFF"/>
+              <w:right w:val="nil"/>
+            </w:tcBorders>
+          </w:tcPr>
+          <w:p>
+            <w:pPr>
+              <w:spacing w:before="0" w:after="0" w:line="247" w:lineRule="auto"/>
+            </w:pPr>
+            <w:r>
+              <w:rPr>
+                <w:rFonts w:ascii="Arial" w:hAnsi="Arial" w:cs="Arial"/>
+                <w:b/>
+                <w:i w:val="0"/>
+                <w:color w:val="FFFFFF"/>
+                <w:sz w:val="16"/>
+              </w:rPr>
+              <w:t>Awarded Contract Vehicle</w:t>
+            </w:r>
+          </w:p>
+        </w:tc>
+        <w:tc>
+          <w:tcPr>
+            <w:tcW w:w="7560" w:type="dxa"/>
+            <w:shd w:val="clear" w:color="auto" w:fill="FFFFFF"/>
+            <w:vAlign w:val="center"/>
+            <w:tcMar>
+              <w:top w:w="80" w:type="dxa"/>
+              <w:left w:w="140" w:type="dxa"/>
+              <w:bottom w:w="80" w:type="dxa"/>
+              <w:right w:w="130" w:type="dxa"/>
+            </w:tcMar>
+            <w:tcBorders>
+              <w:top w:val="nil"/>
+              <w:left w:val="nil"/>
+              <w:bottom w:val="single" w:sz="4" w:space="0" w:color="D9DEE6"/>
+              <w:right w:val="nil"/>
+            </w:tcBorders>
+          </w:tcPr>
+          <w:p>
+            <w:pPr>
+              <w:spacing w:before="0" w:after="0" w:line="254" w:lineRule="auto"/>
+            </w:pPr>
+            <w:r>
+              <w:rPr>
+                <w:rFonts w:ascii="Arial" w:hAnsi="Arial" w:cs="Arial"/>
+                <w:b w:val="0"/>
+                <w:i w:val="0"/>
+                <w:color w:val="2E2E2E"/>
+                <w:sz w:val="16"/>
+              </w:rPr>
+              <w:t>State of Montana — Master AI Products &amp; Services Contract (SPB26-0608GW-VSNBLX); competitively awarded, both tracks (Aug 2026); term through 2028; cooperative purchasing available nationwide</w:t>
+            </w:r>
+          </w:p>
+        </w:tc>
+      </w:tr>
+      <w:tr>
+        <w:trPr>
+          <w:cantSplit/>
+        </w:trPr>
+        <w:tc>
+          <w:tcPr>
+            <w:tcW w:w="3096" w:type="dxa"/>
+            <w:shd w:val="clear" w:color="auto" w:fill="232D5A"/>
+            <w:vAlign w:val="center"/>
+            <w:tcMar>
+              <w:top w:w="80" w:type="dxa"/>
+              <w:left w:w="130" w:type="dxa"/>
+              <w:bottom w:w="80" w:type="dxa"/>
+              <w:right w:w="120" w:type="dxa"/>
+            </w:tcMar>
+            <w:tcBorders>
+              <w:top w:val="nil"/>
+              <w:left w:val="nil"/>
+              <w:bottom w:val="single" w:sz="6" w:space="0" w:color="FFFFFF"/>
+              <w:right w:val="nil"/>
+            </w:tcBorders>
+          </w:tcPr>
+          <w:p>
+            <w:pPr>
+              <w:spacing w:before="0" w:after="0" w:line="247" w:lineRule="auto"/>
+            </w:pPr>
+            <w:r>
+              <w:rPr>
+                <w:rFonts w:ascii="Arial" w:hAnsi="Arial" w:cs="Arial"/>
+                <w:b/>
+                <w:i w:val="0"/>
+                <w:color w:val="FFFFFF"/>
+                <w:sz w:val="16"/>
+              </w:rPr>
+              <w:t>Representative Past Performance</w:t>
+            </w:r>
+          </w:p>
+        </w:tc>
+        <w:tc>
+          <w:tcPr>
+            <w:tcW w:w="7560" w:type="dxa"/>
+            <w:shd w:val="clear" w:color="auto" w:fill="E7F5F1"/>
+            <w:vAlign w:val="center"/>
+            <w:tcMar>
+              <w:top w:w="80" w:type="dxa"/>
+              <w:left w:w="140" w:type="dxa"/>
+              <w:bottom w:w="80" w:type="dxa"/>
+              <w:right w:w="130" w:type="dxa"/>
+            </w:tcMar>
+            <w:tcBorders>
+              <w:top w:val="nil"/>
+              <w:left w:val="nil"/>
+              <w:bottom w:val="single" w:sz="4" w:space="0" w:color="D9DEE6"/>
+              <w:right w:val="nil"/>
+            </w:tcBorders>
+          </w:tcPr>
+          <w:p>
+            <w:pPr>
+              <w:spacing w:before="0" w:after="0" w:line="254" w:lineRule="auto"/>
+            </w:pPr>
+            <w:r>
+              <w:rPr>
+                <w:rFonts w:ascii="Arial" w:hAnsi="Arial" w:cs="Arial"/>
+                <w:b w:val="0"/>
+                <w:i w:val="0"/>
+                <w:color w:val="2E2E2E"/>
+                <w:sz w:val="16"/>
+              </w:rPr>
+              <w:t>Patient portal / EHR (~$1.2M; 100K+ daily users; 99.8% SLA)  •  CA DHCS CFRS (~$2.1M; 96% OCR; 60% labor reduction)  •  National insurer claims (AWS; millions/day)  •  Urgent-care HL7/FHIR ETL (PHI-secure AWS)</w:t>
             </w:r>
           </w:p>
         </w:tc>

--- a/branded_docs/Visionblox_SEWPVI_PartnerProfile_v1.0_2026-08.docx
+++ b/branded_docs/Visionblox_SEWPVI_PartnerProfile_v1.0_2026-08.docx
@@ -2001,7 +2001,7 @@
                 <w:color w:val="232D5A"/>
                 <w:sz w:val="16"/>
               </w:rPr>
-              <w:t>Antony Jayaraj</w:t>
+              <w:t>Technical Director</w:t>
             </w:r>
             <w:r>
               <w:rPr>
@@ -2011,7 +2011,7 @@
                 <w:color w:val="2E2E2E"/>
                 <w:sz w:val="16"/>
               </w:rPr>
-              <w:t xml:space="preserve"> — Director, Data Engineering</w:t>
+              <w:t xml:space="preserve"> — Data Engineering &amp; AI/ML</w:t>
             </w:r>
           </w:p>
         </w:tc>
@@ -2084,7 +2084,7 @@
                 <w:color w:val="232D5A"/>
                 <w:sz w:val="16"/>
               </w:rPr>
-              <w:t>Akil R. Chellam</w:t>
+              <w:t>CEO &amp; Principal Architect</w:t>
             </w:r>
             <w:r>
               <w:rPr>
@@ -2094,7 +2094,7 @@
                 <w:color w:val="2E2E2E"/>
                 <w:sz w:val="16"/>
               </w:rPr>
-              <w:t xml:space="preserve"> — CEO &amp; Principal Architect (AWS-SAA, PMP) | akil.chellam@visionblox.com | 925-481-4595</w:t>
+              <w:t xml:space="preserve"> — AWS-SAA, PMP | 925-481-4595</w:t>
             </w:r>
           </w:p>
         </w:tc>
